--- a/klagomål/A 1-2025 FSC-klagomål.docx
+++ b/klagomål/A 1-2025 FSC-klagomål.docx
@@ -1200,7 +1200,7 @@
     <w:r>
       <w:tab/>
       <w:tab/>
-      <w:t>2025-02-17</w:t>
+      <w:t>2025-02-18</w:t>
       <w:br/>
       <w:br/>
     </w:r>

--- a/klagomål/A 1-2025 FSC-klagomål.docx
+++ b/klagomål/A 1-2025 FSC-klagomål.docx
@@ -1200,7 +1200,7 @@
     <w:r>
       <w:tab/>
       <w:tab/>
-      <w:t>2025-02-18</w:t>
+      <w:t>2025-02-19</w:t>
       <w:br/>
       <w:br/>
     </w:r>

--- a/klagomål/A 1-2025 FSC-klagomål.docx
+++ b/klagomål/A 1-2025 FSC-klagomål.docx
@@ -1200,7 +1200,7 @@
     <w:r>
       <w:tab/>
       <w:tab/>
-      <w:t>2025-02-19</w:t>
+      <w:t>2025-02-20</w:t>
       <w:br/>
       <w:br/>
     </w:r>

--- a/klagomål/A 1-2025 FSC-klagomål.docx
+++ b/klagomål/A 1-2025 FSC-klagomål.docx
@@ -1200,7 +1200,7 @@
     <w:r>
       <w:tab/>
       <w:tab/>
-      <w:t>2025-02-20</w:t>
+      <w:t>2025-02-21</w:t>
       <w:br/>
       <w:br/>
     </w:r>

--- a/klagomål/A 1-2025 FSC-klagomål.docx
+++ b/klagomål/A 1-2025 FSC-klagomål.docx
@@ -1200,7 +1200,7 @@
     <w:r>
       <w:tab/>
       <w:tab/>
-      <w:t>2025-02-21</w:t>
+      <w:t>2025-02-22</w:t>
       <w:br/>
       <w:br/>
     </w:r>

--- a/klagomål/A 1-2025 FSC-klagomål.docx
+++ b/klagomål/A 1-2025 FSC-klagomål.docx
@@ -1200,7 +1200,7 @@
     <w:r>
       <w:tab/>
       <w:tab/>
-      <w:t>2025-02-22</w:t>
+      <w:t>2025-02-23</w:t>
       <w:br/>
       <w:br/>
     </w:r>

--- a/klagomål/A 1-2025 FSC-klagomål.docx
+++ b/klagomål/A 1-2025 FSC-klagomål.docx
@@ -1200,7 +1200,7 @@
     <w:r>
       <w:tab/>
       <w:tab/>
-      <w:t>2025-02-23</w:t>
+      <w:t>2025-02-24</w:t>
       <w:br/>
       <w:br/>
     </w:r>

--- a/klagomål/A 1-2025 FSC-klagomål.docx
+++ b/klagomål/A 1-2025 FSC-klagomål.docx
@@ -1200,7 +1200,7 @@
     <w:r>
       <w:tab/>
       <w:tab/>
-      <w:t>2025-03-02</w:t>
+      <w:t>2025-03-03</w:t>
       <w:br/>
       <w:br/>
     </w:r>

--- a/klagomål/A 1-2025 FSC-klagomål.docx
+++ b/klagomål/A 1-2025 FSC-klagomål.docx
@@ -1200,7 +1200,7 @@
     <w:r>
       <w:tab/>
       <w:tab/>
-      <w:t>2025-03-03</w:t>
+      <w:t>2025-03-04</w:t>
       <w:br/>
       <w:br/>
     </w:r>

--- a/klagomål/A 1-2025 FSC-klagomål.docx
+++ b/klagomål/A 1-2025 FSC-klagomål.docx
@@ -1200,7 +1200,7 @@
     <w:r>
       <w:tab/>
       <w:tab/>
-      <w:t>2025-03-04</w:t>
+      <w:t>2025-03-05</w:t>
       <w:br/>
       <w:br/>
     </w:r>

--- a/klagomål/A 1-2025 FSC-klagomål.docx
+++ b/klagomål/A 1-2025 FSC-klagomål.docx
@@ -1200,7 +1200,7 @@
     <w:r>
       <w:tab/>
       <w:tab/>
-      <w:t>2025-03-05</w:t>
+      <w:t>2025-03-06</w:t>
       <w:br/>
       <w:br/>
     </w:r>

--- a/klagomål/A 1-2025 FSC-klagomål.docx
+++ b/klagomål/A 1-2025 FSC-klagomål.docx
@@ -1200,7 +1200,7 @@
     <w:r>
       <w:tab/>
       <w:tab/>
-      <w:t>2025-03-06</w:t>
+      <w:t>2025-03-07</w:t>
       <w:br/>
       <w:br/>
     </w:r>

--- a/klagomål/A 1-2025 FSC-klagomål.docx
+++ b/klagomål/A 1-2025 FSC-klagomål.docx
@@ -1200,7 +1200,7 @@
     <w:r>
       <w:tab/>
       <w:tab/>
-      <w:t>2025-03-07</w:t>
+      <w:t>2025-03-08</w:t>
       <w:br/>
       <w:br/>
     </w:r>

--- a/klagomål/A 1-2025 FSC-klagomål.docx
+++ b/klagomål/A 1-2025 FSC-klagomål.docx
@@ -1200,7 +1200,7 @@
     <w:r>
       <w:tab/>
       <w:tab/>
-      <w:t>2025-03-08</w:t>
+      <w:t>2025-03-09</w:t>
       <w:br/>
       <w:br/>
     </w:r>

--- a/klagomål/A 1-2025 FSC-klagomål.docx
+++ b/klagomål/A 1-2025 FSC-klagomål.docx
@@ -1200,7 +1200,7 @@
     <w:r>
       <w:tab/>
       <w:tab/>
-      <w:t>2025-03-09</w:t>
+      <w:t>2025-03-10</w:t>
       <w:br/>
       <w:br/>
     </w:r>

--- a/klagomål/A 1-2025 FSC-klagomål.docx
+++ b/klagomål/A 1-2025 FSC-klagomål.docx
@@ -1200,7 +1200,7 @@
     <w:r>
       <w:tab/>
       <w:tab/>
-      <w:t>2025-03-10</w:t>
+      <w:t>2025-03-11</w:t>
       <w:br/>
       <w:br/>
     </w:r>

--- a/klagomål/A 1-2025 FSC-klagomål.docx
+++ b/klagomål/A 1-2025 FSC-klagomål.docx
@@ -1200,7 +1200,7 @@
     <w:r>
       <w:tab/>
       <w:tab/>
-      <w:t>2025-03-11</w:t>
+      <w:t>2025-03-12</w:t>
       <w:br/>
       <w:br/>
     </w:r>

--- a/klagomål/A 1-2025 FSC-klagomål.docx
+++ b/klagomål/A 1-2025 FSC-klagomål.docx
@@ -1200,7 +1200,7 @@
     <w:r>
       <w:tab/>
       <w:tab/>
-      <w:t>2025-03-12</w:t>
+      <w:t>2025-03-13</w:t>
       <w:br/>
       <w:br/>
     </w:r>

--- a/klagomål/A 1-2025 FSC-klagomål.docx
+++ b/klagomål/A 1-2025 FSC-klagomål.docx
@@ -1200,7 +1200,7 @@
     <w:r>
       <w:tab/>
       <w:tab/>
-      <w:t>2025-03-13</w:t>
+      <w:t>2025-03-14</w:t>
       <w:br/>
       <w:br/>
     </w:r>

--- a/klagomål/A 1-2025 FSC-klagomål.docx
+++ b/klagomål/A 1-2025 FSC-klagomål.docx
@@ -1200,7 +1200,7 @@
     <w:r>
       <w:tab/>
       <w:tab/>
-      <w:t>2025-03-14</w:t>
+      <w:t>2025-03-15</w:t>
       <w:br/>
       <w:br/>
     </w:r>

--- a/klagomål/A 1-2025 FSC-klagomål.docx
+++ b/klagomål/A 1-2025 FSC-klagomål.docx
@@ -1200,7 +1200,7 @@
     <w:r>
       <w:tab/>
       <w:tab/>
-      <w:t>2025-03-15</w:t>
+      <w:t>2025-03-16</w:t>
       <w:br/>
       <w:br/>
     </w:r>

--- a/klagomål/A 1-2025 FSC-klagomål.docx
+++ b/klagomål/A 1-2025 FSC-klagomål.docx
@@ -1200,7 +1200,7 @@
     <w:r>
       <w:tab/>
       <w:tab/>
-      <w:t>2025-03-16</w:t>
+      <w:t>2025-03-17</w:t>
       <w:br/>
       <w:br/>
     </w:r>

--- a/klagomål/A 1-2025 FSC-klagomål.docx
+++ b/klagomål/A 1-2025 FSC-klagomål.docx
@@ -1200,7 +1200,7 @@
     <w:r>
       <w:tab/>
       <w:tab/>
-      <w:t>2025-03-17</w:t>
+      <w:t>2025-03-18</w:t>
       <w:br/>
       <w:br/>
     </w:r>

--- a/klagomål/A 1-2025 FSC-klagomål.docx
+++ b/klagomål/A 1-2025 FSC-klagomål.docx
@@ -1200,7 +1200,7 @@
     <w:r>
       <w:tab/>
       <w:tab/>
-      <w:t>2025-03-18</w:t>
+      <w:t>2025-03-19</w:t>
       <w:br/>
       <w:br/>
     </w:r>

--- a/klagomål/A 1-2025 FSC-klagomål.docx
+++ b/klagomål/A 1-2025 FSC-klagomål.docx
@@ -1200,7 +1200,7 @@
     <w:r>
       <w:tab/>
       <w:tab/>
-      <w:t>2025-03-19</w:t>
+      <w:t>2025-03-20</w:t>
       <w:br/>
       <w:br/>
     </w:r>

--- a/klagomål/A 1-2025 FSC-klagomål.docx
+++ b/klagomål/A 1-2025 FSC-klagomål.docx
@@ -1200,7 +1200,7 @@
     <w:r>
       <w:tab/>
       <w:tab/>
-      <w:t>2025-03-20</w:t>
+      <w:t>2025-03-21</w:t>
       <w:br/>
       <w:br/>
     </w:r>

--- a/klagomål/A 1-2025 FSC-klagomål.docx
+++ b/klagomål/A 1-2025 FSC-klagomål.docx
@@ -1200,7 +1200,7 @@
     <w:r>
       <w:tab/>
       <w:tab/>
-      <w:t>2025-03-21</w:t>
+      <w:t>2025-03-22</w:t>
       <w:br/>
       <w:br/>
     </w:r>

--- a/klagomål/A 1-2025 FSC-klagomål.docx
+++ b/klagomål/A 1-2025 FSC-klagomål.docx
@@ -1200,7 +1200,7 @@
     <w:r>
       <w:tab/>
       <w:tab/>
-      <w:t>2025-03-22</w:t>
+      <w:t>2025-03-23</w:t>
       <w:br/>
       <w:br/>
     </w:r>

--- a/klagomål/A 1-2025 FSC-klagomål.docx
+++ b/klagomål/A 1-2025 FSC-klagomål.docx
@@ -1200,7 +1200,7 @@
     <w:r>
       <w:tab/>
       <w:tab/>
-      <w:t>2025-03-23</w:t>
+      <w:t>2025-03-24</w:t>
       <w:br/>
       <w:br/>
     </w:r>

--- a/klagomål/A 1-2025 FSC-klagomål.docx
+++ b/klagomål/A 1-2025 FSC-klagomål.docx
@@ -1200,7 +1200,7 @@
     <w:r>
       <w:tab/>
       <w:tab/>
-      <w:t>2025-03-24</w:t>
+      <w:t>2025-03-25</w:t>
       <w:br/>
       <w:br/>
     </w:r>

--- a/klagomål/A 1-2025 FSC-klagomål.docx
+++ b/klagomål/A 1-2025 FSC-klagomål.docx
@@ -1200,7 +1200,7 @@
     <w:r>
       <w:tab/>
       <w:tab/>
-      <w:t>2025-03-25</w:t>
+      <w:t>2025-03-26</w:t>
       <w:br/>
       <w:br/>
     </w:r>

--- a/klagomål/A 1-2025 FSC-klagomål.docx
+++ b/klagomål/A 1-2025 FSC-klagomål.docx
@@ -1200,7 +1200,7 @@
     <w:r>
       <w:tab/>
       <w:tab/>
-      <w:t>2025-03-26</w:t>
+      <w:t>2025-03-27</w:t>
       <w:br/>
       <w:br/>
     </w:r>

--- a/klagomål/A 1-2025 FSC-klagomål.docx
+++ b/klagomål/A 1-2025 FSC-klagomål.docx
@@ -1200,7 +1200,7 @@
     <w:r>
       <w:tab/>
       <w:tab/>
-      <w:t>2025-03-27</w:t>
+      <w:t>2025-03-28</w:t>
       <w:br/>
       <w:br/>
     </w:r>

--- a/klagomål/A 1-2025 FSC-klagomål.docx
+++ b/klagomål/A 1-2025 FSC-klagomål.docx
@@ -1200,7 +1200,7 @@
     <w:r>
       <w:tab/>
       <w:tab/>
-      <w:t>2025-03-28</w:t>
+      <w:t>2025-03-29</w:t>
       <w:br/>
       <w:br/>
     </w:r>

--- a/klagomål/A 1-2025 FSC-klagomål.docx
+++ b/klagomål/A 1-2025 FSC-klagomål.docx
@@ -1200,7 +1200,7 @@
     <w:r>
       <w:tab/>
       <w:tab/>
-      <w:t>2025-04-02</w:t>
+      <w:t>2025-04-03</w:t>
       <w:br/>
       <w:br/>
     </w:r>

--- a/klagomål/A 1-2025 FSC-klagomål.docx
+++ b/klagomål/A 1-2025 FSC-klagomål.docx
@@ -1200,7 +1200,7 @@
     <w:r>
       <w:tab/>
       <w:tab/>
-      <w:t>2025-04-03</w:t>
+      <w:t>2025-04-05</w:t>
       <w:br/>
       <w:br/>
     </w:r>

--- a/klagomål/A 1-2025 FSC-klagomål.docx
+++ b/klagomål/A 1-2025 FSC-klagomål.docx
@@ -1200,7 +1200,7 @@
     <w:r>
       <w:tab/>
       <w:tab/>
-      <w:t>2025-04-05</w:t>
+      <w:t>2025-04-06</w:t>
       <w:br/>
       <w:br/>
     </w:r>

--- a/klagomål/A 1-2025 FSC-klagomål.docx
+++ b/klagomål/A 1-2025 FSC-klagomål.docx
@@ -1200,7 +1200,7 @@
     <w:r>
       <w:tab/>
       <w:tab/>
-      <w:t>2025-04-06</w:t>
+      <w:t>2025-04-07</w:t>
       <w:br/>
       <w:br/>
     </w:r>

--- a/klagomål/A 1-2025 FSC-klagomål.docx
+++ b/klagomål/A 1-2025 FSC-klagomål.docx
@@ -1200,7 +1200,7 @@
     <w:r>
       <w:tab/>
       <w:tab/>
-      <w:t>2025-04-07</w:t>
+      <w:t>2025-04-08</w:t>
       <w:br/>
       <w:br/>
     </w:r>

--- a/klagomål/A 1-2025 FSC-klagomål.docx
+++ b/klagomål/A 1-2025 FSC-klagomål.docx
@@ -1200,7 +1200,7 @@
     <w:r>
       <w:tab/>
       <w:tab/>
-      <w:t>2025-04-08</w:t>
+      <w:t>2025-04-09</w:t>
       <w:br/>
       <w:br/>
     </w:r>

--- a/klagomål/A 1-2025 FSC-klagomål.docx
+++ b/klagomål/A 1-2025 FSC-klagomål.docx
@@ -247,90 +247,14 @@
       </w:r>
     </w:p>
     <w:p>
-      <w:pPr>
-        <w:pStyle w:val="Heading1"/>
-      </w:pPr>
-      <w:r>
-        <w:t>Fridlysta arter</w:t>
-      </w:r>
-    </w:p>
-    <w:p>
-      <w:r>
-        <w:t>Följande fridlysta arter har sina livsmiljöer och växtplatser i den avverkningsanmälda skogen: spillkråka (NT, §4), talltita (NT, §4), tretåig hackspett (NT, §4), lavskrika (§4) och sparvuggla (§4).</w:t>
-      </w:r>
-    </w:p>
-    <w:p>
-      <w:r>
-        <w:t xml:space="preserve">Observera att medlemsländerna är skyldiga att agera i enlighet med EU:s fågeldirektiv där det uttryckligen står att direktivet gäller för fåglar samt för deras ägg, bon och </w:t>
-      </w:r>
       <w:r>
         <w:rPr>
           <w:b/>
         </w:rPr>
-        <w:t xml:space="preserve">livsmiljöer </w:t>
-      </w:r>
-      <w:r>
-        <w:t>(artikel 1). Vidare att de åtgärder som vidtas inte får leda till en försämring av den nuvarande situationen beträffande bevarandet av de fågelarter som avses i artikel 1 (artikel 13). Fågeldirektivet är styrande för tillsynsansvariga myndigheters ärendehantering, ställningstaganden och beslutsfattande.</w:t>
-      </w:r>
-    </w:p>
-    <w:p>
-      <w:r>
-        <w:rPr>
-          <w:b/>
-        </w:rPr>
-        <w:t>Lavskrika (§4)</w:t>
-      </w:r>
-      <w:r>
-        <w:t>, prioriterad art i Skogsvårdslagen, är en mycket stationär fågel, som häckar i äldre, slutna och hänglavsrika barrskogar. Reviren är livslånga med hemområden som varierar mellan 50 och 150 ha. Inom ett revir av hög kvalitet finns det som regel ett eller flera kärnområden (1–20 ha) med relativt tät flerskiktad granskog. Arten missgynnas när flerskiktad skog omförs till enskiktade bestånd och även röjning och hård gallring är starkt negativt. Lavskrikan har relativt stora hemområden och försvinner när den äldre skogen fragmenteras, särskilt allvarligt är när kärnområdena avverkas. (Skogsstyrelsen 2016). Populationen har minskat med 20–40 % de senaste 30 åren. Arten försvinner successivt framför allt vid dess utbredningsgränser (SLU Artdatabanken, 2021).</w:t>
-      </w:r>
-    </w:p>
-    <w:p>
-      <w:r>
-        <w:rPr>
-          <w:b/>
-        </w:rPr>
-        <w:t>Sparvuggla (§4)</w:t>
-      </w:r>
-      <w:r>
-        <w:t>, som omfattas av fågeldirektivets bilaga 1, häckar i naturskog samt i klassisk bondeskog och förekommer främst i större skogsområden som domineras av barrblandskog med stort inslag av asp, björk och andra lövträd. Den behöver relativt stora skogsområden och saknas helt i mindre skogar och isolerade dungar. Reviren är i storleksordningen upp till 200 hektar. Sparvugglan missgynnas av överföring av variationsrika bondeskogar till ensartade produktionsskogar. Särskilt avverkning av lövträdsrika kantzoner och igenplantering av gamla inägor (Skogsstyrelsen, 2016).</w:t>
-      </w:r>
-    </w:p>
-    <w:p>
-      <w:r>
-        <w:rPr>
-          <w:b/>
-        </w:rPr>
-        <w:t>Spillkråka (NT, §4)</w:t>
-      </w:r>
-      <w:r>
-        <w:t xml:space="preserve"> är rödlistad som nära hotad och ingår i bilaga 1 i EU:s fågeldirektiv. Den minskar i population på grund av minskad tillgång på lämpliga bo- och födoträd och minskad födotillgång. Spillkråkans minskningstakt har uppgått till 19 (24–10) % under de senaste 15 åren. Minskningstakten för den svenska populationen bedöms vara nära gränsvärdet för Sårbar (VU) (A2bc). Skogsbruk med korta omloppstider och täta, homogena ungskogar utgör det största hotet, (SLU Artdatabanken, 2023).</w:t>
-      </w:r>
-    </w:p>
-    <w:p>
-      <w:r>
-        <w:rPr>
-          <w:b/>
-        </w:rPr>
-        <w:t>Talltita (NT, §4)</w:t>
-      </w:r>
-      <w:r>
-        <w:t>, rödlistad som nära hotad och prioriterad art i Skogsvårdslagen har häckningsrevir i anmälan. Arten har minskat kraftigt de senaste 30 åren och minskningstakten innevarande 10-årsperiod beräknas till 20 (10–30) %. Talltitan är synnerligen trogen sitt cirka 15 hektar stora revir och är beroende av flerskiktade olikåldriga skogar för att kunna föda upp sina ungar. Talltitan försvinner om dess livsmiljö kalavverkas (Eggers &amp; Low (2014); Ekman (1979); Griesser et al (2007); Klein (2020); Siffczyk et al (2003); SLU Artdatabanken (2021).</w:t>
-      </w:r>
-    </w:p>
-    <w:p>
-      <w:r>
-        <w:rPr>
-          <w:b/>
-        </w:rPr>
-        <w:t>Tretåig hackspett (NT, §4)</w:t>
-      </w:r>
-      <w:r>
-        <w:t xml:space="preserve"> är rödlistad som nära hotad och ingår i bilaga 1 i EU:s fågeldirektiv. Tretåig hackspett är för sin överlevnad beroende av kontinuerlig tillförsel av äldre döende och död ved, som sker genom naturliga självgallringsprocesser i äldre grannaturskogar och barrblandade naturskogar. Om en skog genom skogsbruk gallras eller glesas ur så upphör och uteblir i stort sett den naturliga självgallringsprocessen för mycket lång tid framöver vilket omöjliggör upprätthållandet av den kontinuerliga ekologiska funktionen i ett område. Det finns studier som visar att naturskogens självgallringsprocess som den tretåiga hackspetten är beroende av, inte kan ersättas med efterlämnad hänsyn i skogsbruket (Imbeau &amp; Desrochers, 2002). Storleken på häckningsreviret varierar med skogstypen, förekomsten av död ved och graden av fragmentering, men är i allmänhet i storleksordningen 25–100 hektar. Vintertid krävs ofta betydligt större områden och det finns studier som antyder att arten behöver minst 100 hektar äldre skog. I områden med låg bonitet kan det behövas över 200 hektar lämpligt habitat för att ett par ska kunna reproducera sig (Skogsstyrelsen, 2016).</w:t>
-      </w:r>
-    </w:p>
-    <w:p>
-      <w:r>
-        <w:t>I BILAGA 1 finns mer detaljerad information om ekologi samt krav på livsmiljö hos fridlysta arter.</w:t>
+        <w:t>Garnlav (NT)</w:t>
+      </w:r>
+      <w:r>
+        <w:t xml:space="preserve"> är en utpräglad barrskogsart som ibland kan drapera träden i norrländska grannaturskogar med hög luftfuktighet. Den förekommer även i talldominerade bestånd där den, förutom i trädens grenverk, påträffas hängande över ojämnheter i tallbarken. Arten har minskat starkt i södra och mellersta Sverige och den minskar även i sitt nordliga utbredningsområde. Orsaken till tillbakagången beror främst på slutavverkningar av naturskogsartade skogar. Bestånd med riklig förekomst bör regelmässigt sparas. Garnlav är värdväxt för den mycket sällsynta och akut hotade fjärilen barrskogslavfly (CR) som hör hemma i boreala barrskogar med riklig förekomst av värdväxten. Tidigare kunde arten konstateras årligen på flera platser vid Dala-Floda i Dalarna innan lokalerna kalavverkades. Senaste fyndet i landet av barrskogslavfly är från år 2000 då den påträffades vid Högberget i Sollefteå kommun (SLU Artdatabanken, 2024).</w:t>
       </w:r>
     </w:p>
     <w:p>
@@ -338,6 +262,93 @@
         <w:pStyle w:val="Heading1"/>
       </w:pPr>
       <w:r>
+        <w:t>Fridlysta arter</w:t>
+      </w:r>
+    </w:p>
+    <w:p>
+      <w:r>
+        <w:t>Följande fridlysta arter har sina livsmiljöer och växtplatser i den avverkningsanmälda skogen: spillkråka (NT, §4), talltita (NT, §4), tretåig hackspett (NT, §4), lavskrika (§4) och sparvuggla (§4).</w:t>
+      </w:r>
+    </w:p>
+    <w:p>
+      <w:r>
+        <w:t xml:space="preserve">Observera att medlemsländerna är skyldiga att agera i enlighet med EU:s fågeldirektiv där det uttryckligen står att direktivet gäller för fåglar samt för deras ägg, bon och </w:t>
+      </w:r>
+      <w:r>
+        <w:rPr>
+          <w:b/>
+        </w:rPr>
+        <w:t xml:space="preserve">livsmiljöer </w:t>
+      </w:r>
+      <w:r>
+        <w:t>(artikel 1). Vidare att de åtgärder som vidtas inte får leda till en försämring av den nuvarande situationen beträffande bevarandet av de fågelarter som avses i artikel 1 (artikel 13). Fågeldirektivet är styrande för tillsynsansvariga myndigheters ärendehantering, ställningstaganden och beslutsfattande.</w:t>
+      </w:r>
+    </w:p>
+    <w:p>
+      <w:r>
+        <w:rPr>
+          <w:b/>
+        </w:rPr>
+        <w:t>Lavskrika (§4)</w:t>
+      </w:r>
+      <w:r>
+        <w:t>, prioriterad art i Skogsvårdslagen, är en mycket stationär fågel, som häckar i äldre, slutna och hänglavsrika barrskogar. Reviren är livslånga med hemområden som varierar mellan 50 och 150 ha. Inom ett revir av hög kvalitet finns det som regel ett eller flera kärnområden (1–20 ha) med relativt tät flerskiktad granskog. Arten missgynnas när flerskiktad skog omförs till enskiktade bestånd och även röjning och hård gallring är starkt negativt. Lavskrikan har relativt stora hemområden och försvinner när den äldre skogen fragmenteras, särskilt allvarligt är när kärnområdena avverkas. (Skogsstyrelsen 2016). Populationen har minskat med 20–40 % de senaste 30 åren. Arten försvinner successivt framför allt vid dess utbredningsgränser (SLU Artdatabanken, 2021).</w:t>
+      </w:r>
+    </w:p>
+    <w:p>
+      <w:r>
+        <w:rPr>
+          <w:b/>
+        </w:rPr>
+        <w:t>Sparvuggla (§4)</w:t>
+      </w:r>
+      <w:r>
+        <w:t>, som omfattas av fågeldirektivets bilaga 1, häckar i naturskog samt i klassisk bondeskog och förekommer främst i större skogsområden som domineras av barrblandskog med stort inslag av asp, björk och andra lövträd. Den behöver relativt stora skogsområden och saknas helt i mindre skogar och isolerade dungar. Reviren är i storleksordningen upp till 200 hektar. Sparvugglan missgynnas av överföring av variationsrika bondeskogar till ensartade produktionsskogar. Särskilt avverkning av lövträdsrika kantzoner och igenplantering av gamla inägor (Skogsstyrelsen, 2016).</w:t>
+      </w:r>
+    </w:p>
+    <w:p>
+      <w:r>
+        <w:rPr>
+          <w:b/>
+        </w:rPr>
+        <w:t>Spillkråka (NT, §4)</w:t>
+      </w:r>
+      <w:r>
+        <w:t xml:space="preserve"> är rödlistad som nära hotad och ingår i bilaga 1 i EU:s fågeldirektiv. Den minskar i population på grund av minskad tillgång på lämpliga bo- och födoträd och minskad födotillgång. Spillkråkans minskningstakt har uppgått till 19 (24–10) % under de senaste 15 åren. Minskningstakten för den svenska populationen bedöms vara nära gränsvärdet för Sårbar (VU) (A2bc). Skogsbruk med korta omloppstider och täta, homogena ungskogar utgör det största hotet, (SLU Artdatabanken, 2023).</w:t>
+      </w:r>
+    </w:p>
+    <w:p>
+      <w:r>
+        <w:rPr>
+          <w:b/>
+        </w:rPr>
+        <w:t>Talltita (NT, §4)</w:t>
+      </w:r>
+      <w:r>
+        <w:t>, rödlistad som nära hotad och prioriterad art i Skogsvårdslagen har häckningsrevir i anmälan. Arten har minskat kraftigt de senaste 30 åren och minskningstakten innevarande 10-årsperiod beräknas till 20 (10–30) %. Talltitan är synnerligen trogen sitt cirka 15 hektar stora revir och är beroende av flerskiktade olikåldriga skogar för att kunna föda upp sina ungar. Talltitan försvinner om dess livsmiljö kalavverkas (Eggers &amp; Low (2014); Ekman (1979); Griesser et al (2007); Klein (2020); Siffczyk et al (2003); SLU Artdatabanken (2021).</w:t>
+      </w:r>
+    </w:p>
+    <w:p>
+      <w:r>
+        <w:rPr>
+          <w:b/>
+        </w:rPr>
+        <w:t>Tretåig hackspett (NT, §4)</w:t>
+      </w:r>
+      <w:r>
+        <w:t xml:space="preserve"> är rödlistad som nära hotad och ingår i bilaga 1 i EU:s fågeldirektiv. Tretåig hackspett är för sin överlevnad beroende av kontinuerlig tillförsel av äldre döende och död ved, som sker genom naturliga självgallringsprocesser i äldre grannaturskogar och barrblandade naturskogar. Om en skog genom skogsbruk gallras eller glesas ur så upphör och uteblir i stort sett den naturliga självgallringsprocessen för mycket lång tid framöver vilket omöjliggör upprätthållandet av den kontinuerliga ekologiska funktionen i ett område. Det finns studier som visar att naturskogens självgallringsprocess som den tretåiga hackspetten är beroende av, inte kan ersättas med efterlämnad hänsyn i skogsbruket (Imbeau &amp; Desrochers, 2002). Storleken på häckningsreviret varierar med skogstypen, förekomsten av död ved och graden av fragmentering, men är i allmänhet i storleksordningen 25–100 hektar. Vintertid krävs ofta betydligt större områden och det finns studier som antyder att arten behöver minst 100 hektar äldre skog. I områden med låg bonitet kan det behövas över 200 hektar lämpligt habitat för att ett par ska kunna reproducera sig (Skogsstyrelsen, 2016).</w:t>
+      </w:r>
+    </w:p>
+    <w:p>
+      <w:r>
+        <w:t>I BILAGA 1 finns mer detaljerad information om ekologi samt krav på livsmiljö hos fridlysta arter.</w:t>
+      </w:r>
+    </w:p>
+    <w:p>
+      <w:pPr>
+        <w:pStyle w:val="Heading1"/>
+      </w:pPr>
+      <w:r>
         <w:t>Certifiering</w:t>
       </w:r>
     </w:p>
@@ -747,7 +758,6 @@
         </w:rPr>
         <w:t>Vägledning för hänsyn till sparvuggla.</w:t>
       </w:r>
-      <w:r/>
     </w:p>
     <w:p>
       <w:pPr>
@@ -799,7 +809,7 @@
     </w:p>
     <w:p>
       <w:r>
-        <w:t xml:space="preserve">Talltita är rödlistad som NT, fridlyst och prioriterad art i Skogsvårdslagen. Den omfattas av EU:s fågeldirektiv. Arten har minskat kraftigt de senaste 30 åren och minskningstakten innevarande 10-årsperiod beräknas till 20 (10–30) % (SLU Artdatabanken, 2022). </w:t>
+        <w:t>Talltita är rödlistad som NT, fridlyst och prioriterad art i Skogsvårdslagen. Den omfattas av EU:s fågeldirektiv. Arten har minskat kraftigt de senaste 30 åren och minskningstakten innevarande 10-årsperiod beräknas till 20 (10–30) % (SLU Artdatabanken, 2022).</w:t>
       </w:r>
     </w:p>
     <w:p>
@@ -836,7 +846,7 @@
         <w:t xml:space="preserve">Differential demographic responses of sympatric Parids to vegetation management in boreal forest. </w:t>
       </w:r>
       <w:r>
-        <w:t xml:space="preserve">For. Ecol. Manage. 319, 169–175. </w:t>
+        <w:t>For. Ecol. Manage. 319, 169–175.</w:t>
       </w:r>
     </w:p>
     <w:p>
@@ -850,7 +860,7 @@
         <w:t xml:space="preserve">Coherence, composition and territories of winter social groups of the Willow Tit Parus montanus and the Crested Tit P. cristatus. </w:t>
       </w:r>
       <w:r>
-        <w:t xml:space="preserve">Ornis Scandinavica, 10, pp 56–68 </w:t>
+        <w:t>Ornis Scandinavica, 10, pp 56–68</w:t>
       </w:r>
     </w:p>
     <w:p>
@@ -864,7 +874,7 @@
         <w:t xml:space="preserve">Impact of forestry practices on fitness correlates and population productivity in an open-nesting bird species. </w:t>
       </w:r>
       <w:r>
-        <w:t xml:space="preserve">Conserv. Biol. 21, 767–774. https://doi.org/10.1111/j.1523- 1739.2007.00675.x </w:t>
+        <w:t>Conserv. Biol. 21, 767–774. https://doi.org/10.1111/j.1523- 1739.2007.00675.x</w:t>
       </w:r>
     </w:p>
     <w:p>
@@ -944,7 +954,7 @@
     </w:p>
     <w:p>
       <w:r>
-        <w:t xml:space="preserve">Permanenta revir av tretåig hackspett karaktäriseras ofta av artens typiska ringformigt ordnade hackmärken på framför allt gamla granar. För att säkerställa att inte revir av tretåig hackspett drabbas av avverkningsplanerna bör en inventering göras i området både under häckningstid och under vintern, då arten utnyttjar betydligt större områden än under sommarens häckningsrevir. Storleken på häckningsreviret varierar med skogstypen, förekomsten av död ved och graden av fragmentering, men är i allmänhet i storleksordningen 25–100 hektar. </w:t>
+        <w:t>Permanenta revir av tretåig hackspett karaktäriseras ofta av artens typiska ringformigt ordnade hackmärken på framför allt gamla granar. För att säkerställa att inte revir av tretåig hackspett drabbas av avverkningsplanerna bör en inventering göras i området både under häckningstid och under vintern, då arten utnyttjar betydligt större områden än under sommarens häckningsrevir. Storleken på häckningsreviret varierar med skogstypen, förekomsten av död ved och graden av fragmentering, men är i allmänhet i storleksordningen 25–100 hektar.</w:t>
       </w:r>
     </w:p>
     <w:p>
@@ -1200,7 +1210,7 @@
     <w:r>
       <w:tab/>
       <w:tab/>
-      <w:t>2025-04-09</w:t>
+      <w:t>2025-04-10</w:t>
       <w:br/>
       <w:br/>
     </w:r>

--- a/klagomål/A 1-2025 FSC-klagomål.docx
+++ b/klagomål/A 1-2025 FSC-klagomål.docx
@@ -1210,7 +1210,7 @@
     <w:r>
       <w:tab/>
       <w:tab/>
-      <w:t>2025-04-10</w:t>
+      <w:t>2025-04-11</w:t>
       <w:br/>
       <w:br/>
     </w:r>

--- a/klagomål/A 1-2025 FSC-klagomål.docx
+++ b/klagomål/A 1-2025 FSC-klagomål.docx
@@ -1210,7 +1210,7 @@
     <w:r>
       <w:tab/>
       <w:tab/>
-      <w:t>2025-04-11</w:t>
+      <w:t>2025-04-12</w:t>
       <w:br/>
       <w:br/>
     </w:r>

--- a/klagomål/A 1-2025 FSC-klagomål.docx
+++ b/klagomål/A 1-2025 FSC-klagomål.docx
@@ -1210,7 +1210,7 @@
     <w:r>
       <w:tab/>
       <w:tab/>
-      <w:t>2025-04-12</w:t>
+      <w:t>2025-04-13</w:t>
       <w:br/>
       <w:br/>
     </w:r>

--- a/klagomål/A 1-2025 FSC-klagomål.docx
+++ b/klagomål/A 1-2025 FSC-klagomål.docx
@@ -336,7 +336,7 @@
         <w:t>Tretåig hackspett (NT, §4)</w:t>
       </w:r>
       <w:r>
-        <w:t xml:space="preserve"> är rödlistad som nära hotad och ingår i bilaga 1 i EU:s fågeldirektiv. Tretåig hackspett är för sin överlevnad beroende av kontinuerlig tillförsel av äldre döende och död ved, som sker genom naturliga självgallringsprocesser i äldre grannaturskogar och barrblandade naturskogar. Om en skog genom skogsbruk gallras eller glesas ur så upphör och uteblir i stort sett den naturliga självgallringsprocessen för mycket lång tid framöver vilket omöjliggör upprätthållandet av den kontinuerliga ekologiska funktionen i ett område. Det finns studier som visar att naturskogens självgallringsprocess som den tretåiga hackspetten är beroende av, inte kan ersättas med efterlämnad hänsyn i skogsbruket (Imbeau &amp; Desrochers, 2002). Storleken på häckningsreviret varierar med skogstypen, förekomsten av död ved och graden av fragmentering, men är i allmänhet i storleksordningen 25–100 hektar. Vintertid krävs ofta betydligt större områden och det finns studier som antyder att arten behöver minst 100 hektar äldre skog. I områden med låg bonitet kan det behövas över 200 hektar lämpligt habitat för att ett par ska kunna reproducera sig (Skogsstyrelsen, 2016).</w:t>
+        <w:t xml:space="preserve"> är rödlistad som nära hotad och ingår i bilaga 1 i EU:s fågeldirektiv. Tretåig hackspett är för sin överlevnad beroende av kontinuerlig tillförsel av äldre döende och död ved, som sker genom naturliga självgallringsprocesser i äldre grannaturskogar och barrblandade naturskogar. Om en skog genom skogsbruk gallras eller glesas ur så upphör och uteblir i stort sett den naturliga självgallringsprocessen för mycket lång tid framöver vilket omöjliggör upprätthållandet av den kontinuerliga ekologiska funktionen i ett område. Det finns studier som visar att naturskogens självgallringsprocess som den tretåiga hackspetten är beroende av, inte kan ersättas med efterlämnad hänsyn i skogsbruket (Imbeau &amp; Desrochers, 2002). Storleken på häckningsreviret varierar med skogstypen, förekomsten av död ved och graden av fragmentering, men är i allmänhet i storleksordningen 25–100 hektar. Vintertid krävs ofta betydligt större områden och det finns studier som antyder att arten behöver minst 100 hektar äldre skog. I områden med låg bonitet kan det behövas över 200 hektar lämpligt habitat för att ett par ska kunna reproducera sig. Områden med dokumenterad permanent förekomst i naturskogsmiljöer har vanligen så stora naturvärden att skogsbruk är olämpligt (Skogsstyrelsen, 2016).</w:t>
       </w:r>
     </w:p>
     <w:p>
@@ -1210,7 +1210,7 @@
     <w:r>
       <w:tab/>
       <w:tab/>
-      <w:t>2025-04-13</w:t>
+      <w:t>2025-04-14</w:t>
       <w:br/>
       <w:br/>
     </w:r>

--- a/klagomål/A 1-2025 FSC-klagomål.docx
+++ b/klagomål/A 1-2025 FSC-klagomål.docx
@@ -1210,7 +1210,7 @@
     <w:r>
       <w:tab/>
       <w:tab/>
-      <w:t>2025-04-14</w:t>
+      <w:t>2025-04-15</w:t>
       <w:br/>
       <w:br/>
     </w:r>

--- a/klagomål/A 1-2025 FSC-klagomål.docx
+++ b/klagomål/A 1-2025 FSC-klagomål.docx
@@ -1210,7 +1210,7 @@
     <w:r>
       <w:tab/>
       <w:tab/>
-      <w:t>2025-04-15</w:t>
+      <w:t>2025-04-16</w:t>
       <w:br/>
       <w:br/>
     </w:r>

--- a/klagomål/A 1-2025 FSC-klagomål.docx
+++ b/klagomål/A 1-2025 FSC-klagomål.docx
@@ -1210,7 +1210,7 @@
     <w:r>
       <w:tab/>
       <w:tab/>
-      <w:t>2025-04-16</w:t>
+      <w:t>2025-04-17</w:t>
       <w:br/>
       <w:br/>
     </w:r>

--- a/klagomål/A 1-2025 FSC-klagomål.docx
+++ b/klagomål/A 1-2025 FSC-klagomål.docx
@@ -1210,7 +1210,7 @@
     <w:r>
       <w:tab/>
       <w:tab/>
-      <w:t>2025-04-17</w:t>
+      <w:t>2025-04-18</w:t>
       <w:br/>
       <w:br/>
     </w:r>

--- a/klagomål/A 1-2025 FSC-klagomål.docx
+++ b/klagomål/A 1-2025 FSC-klagomål.docx
@@ -1210,7 +1210,7 @@
     <w:r>
       <w:tab/>
       <w:tab/>
-      <w:t>2025-04-18</w:t>
+      <w:t>2025-04-19</w:t>
       <w:br/>
       <w:br/>
     </w:r>

--- a/klagomål/A 1-2025 FSC-klagomål.docx
+++ b/klagomål/A 1-2025 FSC-klagomål.docx
@@ -1210,7 +1210,7 @@
     <w:r>
       <w:tab/>
       <w:tab/>
-      <w:t>2025-05-03</w:t>
+      <w:t>2025-05-04</w:t>
       <w:br/>
       <w:br/>
     </w:r>

--- a/klagomål/A 1-2025 FSC-klagomål.docx
+++ b/klagomål/A 1-2025 FSC-klagomål.docx
@@ -1210,7 +1210,7 @@
     <w:r>
       <w:tab/>
       <w:tab/>
-      <w:t>2025-05-04</w:t>
+      <w:t>2025-05-06</w:t>
       <w:br/>
       <w:br/>
     </w:r>

--- a/klagomål/A 1-2025 FSC-klagomål.docx
+++ b/klagomål/A 1-2025 FSC-klagomål.docx
@@ -1210,7 +1210,7 @@
     <w:r>
       <w:tab/>
       <w:tab/>
-      <w:t>2025-05-06</w:t>
+      <w:t>2025-05-07</w:t>
       <w:br/>
       <w:br/>
     </w:r>

--- a/klagomål/A 1-2025 FSC-klagomål.docx
+++ b/klagomål/A 1-2025 FSC-klagomål.docx
@@ -1210,7 +1210,7 @@
     <w:r>
       <w:tab/>
       <w:tab/>
-      <w:t>2025-05-07</w:t>
+      <w:t>2025-05-08</w:t>
       <w:br/>
       <w:br/>
     </w:r>

--- a/klagomål/A 1-2025 FSC-klagomål.docx
+++ b/klagomål/A 1-2025 FSC-klagomål.docx
@@ -1210,7 +1210,7 @@
     <w:r>
       <w:tab/>
       <w:tab/>
-      <w:t>2025-05-08</w:t>
+      <w:t>2025-05-09</w:t>
       <w:br/>
       <w:br/>
     </w:r>

--- a/klagomål/A 1-2025 FSC-klagomål.docx
+++ b/klagomål/A 1-2025 FSC-klagomål.docx
@@ -1210,7 +1210,7 @@
     <w:r>
       <w:tab/>
       <w:tab/>
-      <w:t>2025-05-09</w:t>
+      <w:t>2025-05-10</w:t>
       <w:br/>
       <w:br/>
     </w:r>

--- a/klagomål/A 1-2025 FSC-klagomål.docx
+++ b/klagomål/A 1-2025 FSC-klagomål.docx
@@ -1210,7 +1210,7 @@
     <w:r>
       <w:tab/>
       <w:tab/>
-      <w:t>2025-05-10</w:t>
+      <w:t>2025-05-11</w:t>
       <w:br/>
       <w:br/>
     </w:r>

--- a/klagomål/A 1-2025 FSC-klagomål.docx
+++ b/klagomål/A 1-2025 FSC-klagomål.docx
@@ -1210,7 +1210,7 @@
     <w:r>
       <w:tab/>
       <w:tab/>
-      <w:t>2025-05-11</w:t>
+      <w:t>2025-05-12</w:t>
       <w:br/>
       <w:br/>
     </w:r>

--- a/klagomål/A 1-2025 FSC-klagomål.docx
+++ b/klagomål/A 1-2025 FSC-klagomål.docx
@@ -1210,7 +1210,7 @@
     <w:r>
       <w:tab/>
       <w:tab/>
-      <w:t>2025-05-12</w:t>
+      <w:t>2025-05-13</w:t>
       <w:br/>
       <w:br/>
     </w:r>

--- a/klagomål/A 1-2025 FSC-klagomål.docx
+++ b/klagomål/A 1-2025 FSC-klagomål.docx
@@ -1210,7 +1210,7 @@
     <w:r>
       <w:tab/>
       <w:tab/>
-      <w:t>2025-05-13</w:t>
+      <w:t>2025-05-14</w:t>
       <w:br/>
       <w:br/>
     </w:r>

--- a/klagomål/A 1-2025 FSC-klagomål.docx
+++ b/klagomål/A 1-2025 FSC-klagomål.docx
@@ -1210,7 +1210,7 @@
     <w:r>
       <w:tab/>
       <w:tab/>
-      <w:t>2025-05-14</w:t>
+      <w:t>2025-05-15</w:t>
       <w:br/>
       <w:br/>
     </w:r>

--- a/klagomål/A 1-2025 FSC-klagomål.docx
+++ b/klagomål/A 1-2025 FSC-klagomål.docx
@@ -1210,7 +1210,7 @@
     <w:r>
       <w:tab/>
       <w:tab/>
-      <w:t>2025-05-15</w:t>
+      <w:t>2025-05-16</w:t>
       <w:br/>
       <w:br/>
     </w:r>

--- a/klagomål/A 1-2025 FSC-klagomål.docx
+++ b/klagomål/A 1-2025 FSC-klagomål.docx
@@ -1210,7 +1210,7 @@
     <w:r>
       <w:tab/>
       <w:tab/>
-      <w:t>2025-05-16</w:t>
+      <w:t>2025-05-17</w:t>
       <w:br/>
       <w:br/>
     </w:r>

--- a/klagomål/A 1-2025 FSC-klagomål.docx
+++ b/klagomål/A 1-2025 FSC-klagomål.docx
@@ -1210,7 +1210,7 @@
     <w:r>
       <w:tab/>
       <w:tab/>
-      <w:t>2025-05-17</w:t>
+      <w:t>2025-05-18</w:t>
       <w:br/>
       <w:br/>
     </w:r>

--- a/klagomål/A 1-2025 FSC-klagomål.docx
+++ b/klagomål/A 1-2025 FSC-klagomål.docx
@@ -1210,7 +1210,7 @@
     <w:r>
       <w:tab/>
       <w:tab/>
-      <w:t>2025-05-18</w:t>
+      <w:t>2025-05-19</w:t>
       <w:br/>
       <w:br/>
     </w:r>

--- a/klagomål/A 1-2025 FSC-klagomål.docx
+++ b/klagomål/A 1-2025 FSC-klagomål.docx
@@ -1210,7 +1210,7 @@
     <w:r>
       <w:tab/>
       <w:tab/>
-      <w:t>2025-05-19</w:t>
+      <w:t>2025-05-20</w:t>
       <w:br/>
       <w:br/>
     </w:r>

--- a/klagomål/A 1-2025 FSC-klagomål.docx
+++ b/klagomål/A 1-2025 FSC-klagomål.docx
@@ -1210,7 +1210,7 @@
     <w:r>
       <w:tab/>
       <w:tab/>
-      <w:t>2025-05-20</w:t>
+      <w:t>2025-05-21</w:t>
       <w:br/>
       <w:br/>
     </w:r>

--- a/klagomål/A 1-2025 FSC-klagomål.docx
+++ b/klagomål/A 1-2025 FSC-klagomål.docx
@@ -1210,7 +1210,7 @@
     <w:r>
       <w:tab/>
       <w:tab/>
-      <w:t>2025-05-21</w:t>
+      <w:t>2025-05-22</w:t>
       <w:br/>
       <w:br/>
     </w:r>

--- a/klagomål/A 1-2025 FSC-klagomål.docx
+++ b/klagomål/A 1-2025 FSC-klagomål.docx
@@ -1210,7 +1210,7 @@
     <w:r>
       <w:tab/>
       <w:tab/>
-      <w:t>2025-05-22</w:t>
+      <w:t>2025-05-23</w:t>
       <w:br/>
       <w:br/>
     </w:r>

--- a/klagomål/A 1-2025 FSC-klagomål.docx
+++ b/klagomål/A 1-2025 FSC-klagomål.docx
@@ -1210,7 +1210,7 @@
     <w:r>
       <w:tab/>
       <w:tab/>
-      <w:t>2025-05-23</w:t>
+      <w:t>2025-05-24</w:t>
       <w:br/>
       <w:br/>
     </w:r>

--- a/klagomål/A 1-2025 FSC-klagomål.docx
+++ b/klagomål/A 1-2025 FSC-klagomål.docx
@@ -1210,7 +1210,7 @@
     <w:r>
       <w:tab/>
       <w:tab/>
-      <w:t>2025-05-24</w:t>
+      <w:t>2025-05-25</w:t>
       <w:br/>
       <w:br/>
     </w:r>

--- a/klagomål/A 1-2025 FSC-klagomål.docx
+++ b/klagomål/A 1-2025 FSC-klagomål.docx
@@ -1210,7 +1210,7 @@
     <w:r>
       <w:tab/>
       <w:tab/>
-      <w:t>2025-05-25</w:t>
+      <w:t>2025-05-26</w:t>
       <w:br/>
       <w:br/>
     </w:r>

--- a/klagomål/A 1-2025 FSC-klagomål.docx
+++ b/klagomål/A 1-2025 FSC-klagomål.docx
@@ -1210,7 +1210,7 @@
     <w:r>
       <w:tab/>
       <w:tab/>
-      <w:t>2025-05-26</w:t>
+      <w:t>2025-05-27</w:t>
       <w:br/>
       <w:br/>
     </w:r>

--- a/klagomål/A 1-2025 FSC-klagomål.docx
+++ b/klagomål/A 1-2025 FSC-klagomål.docx
@@ -1210,7 +1210,7 @@
     <w:r>
       <w:tab/>
       <w:tab/>
-      <w:t>2025-05-27</w:t>
+      <w:t>2025-05-30</w:t>
       <w:br/>
       <w:br/>
     </w:r>

--- a/klagomål/A 1-2025 FSC-klagomål.docx
+++ b/klagomål/A 1-2025 FSC-klagomål.docx
@@ -1210,7 +1210,7 @@
     <w:r>
       <w:tab/>
       <w:tab/>
-      <w:t>2025-05-30</w:t>
+      <w:t>2025-06-01</w:t>
       <w:br/>
       <w:br/>
     </w:r>

--- a/klagomål/A 1-2025 FSC-klagomål.docx
+++ b/klagomål/A 1-2025 FSC-klagomål.docx
@@ -1210,7 +1210,7 @@
     <w:r>
       <w:tab/>
       <w:tab/>
-      <w:t>2025-06-01</w:t>
+      <w:t>2025-06-02</w:t>
       <w:br/>
       <w:br/>
     </w:r>

--- a/klagomål/A 1-2025 FSC-klagomål.docx
+++ b/klagomål/A 1-2025 FSC-klagomål.docx
@@ -1210,7 +1210,7 @@
     <w:r>
       <w:tab/>
       <w:tab/>
-      <w:t>2025-06-02</w:t>
+      <w:t>2025-06-03</w:t>
       <w:br/>
       <w:br/>
     </w:r>

--- a/klagomål/A 1-2025 FSC-klagomål.docx
+++ b/klagomål/A 1-2025 FSC-klagomål.docx
@@ -1210,7 +1210,7 @@
     <w:r>
       <w:tab/>
       <w:tab/>
-      <w:t>2025-06-03</w:t>
+      <w:t>2025-06-04</w:t>
       <w:br/>
       <w:br/>
     </w:r>

--- a/klagomål/A 1-2025 FSC-klagomål.docx
+++ b/klagomål/A 1-2025 FSC-klagomål.docx
@@ -1210,7 +1210,7 @@
     <w:r>
       <w:tab/>
       <w:tab/>
-      <w:t>2025-06-04</w:t>
+      <w:t>2025-06-05</w:t>
       <w:br/>
       <w:br/>
     </w:r>

--- a/klagomål/A 1-2025 FSC-klagomål.docx
+++ b/klagomål/A 1-2025 FSC-klagomål.docx
@@ -1210,7 +1210,7 @@
     <w:r>
       <w:tab/>
       <w:tab/>
-      <w:t>2025-06-13</w:t>
+      <w:t>2025-06-15</w:t>
       <w:br/>
       <w:br/>
     </w:r>

--- a/klagomål/A 1-2025 FSC-klagomål.docx
+++ b/klagomål/A 1-2025 FSC-klagomål.docx
@@ -1210,7 +1210,7 @@
     <w:r>
       <w:tab/>
       <w:tab/>
-      <w:t>2025-06-15</w:t>
+      <w:t>2025-06-16</w:t>
       <w:br/>
       <w:br/>
     </w:r>

--- a/klagomål/A 1-2025 FSC-klagomål.docx
+++ b/klagomål/A 1-2025 FSC-klagomål.docx
@@ -1210,7 +1210,7 @@
     <w:r>
       <w:tab/>
       <w:tab/>
-      <w:t>2025-06-16</w:t>
+      <w:t>2025-06-17</w:t>
       <w:br/>
       <w:br/>
     </w:r>

--- a/klagomål/A 1-2025 FSC-klagomål.docx
+++ b/klagomål/A 1-2025 FSC-klagomål.docx
@@ -1210,7 +1210,7 @@
     <w:r>
       <w:tab/>
       <w:tab/>
-      <w:t>2025-06-17</w:t>
+      <w:t>2025-06-18</w:t>
       <w:br/>
       <w:br/>
     </w:r>

--- a/klagomål/A 1-2025 FSC-klagomål.docx
+++ b/klagomål/A 1-2025 FSC-klagomål.docx
@@ -1210,7 +1210,7 @@
     <w:r>
       <w:tab/>
       <w:tab/>
-      <w:t>2025-06-18</w:t>
+      <w:t>2025-06-19</w:t>
       <w:br/>
       <w:br/>
     </w:r>

--- a/klagomål/A 1-2025 FSC-klagomål.docx
+++ b/klagomål/A 1-2025 FSC-klagomål.docx
@@ -1210,7 +1210,7 @@
     <w:r>
       <w:tab/>
       <w:tab/>
-      <w:t>2025-06-19</w:t>
+      <w:t>2025-06-20</w:t>
       <w:br/>
       <w:br/>
     </w:r>

--- a/klagomål/A 1-2025 FSC-klagomål.docx
+++ b/klagomål/A 1-2025 FSC-klagomål.docx
@@ -1210,7 +1210,7 @@
     <w:r>
       <w:tab/>
       <w:tab/>
-      <w:t>2025-06-20</w:t>
+      <w:t>2025-06-21</w:t>
       <w:br/>
       <w:br/>
     </w:r>

--- a/klagomål/A 1-2025 FSC-klagomål.docx
+++ b/klagomål/A 1-2025 FSC-klagomål.docx
@@ -1210,7 +1210,7 @@
     <w:r>
       <w:tab/>
       <w:tab/>
-      <w:t>2025-06-21</w:t>
+      <w:t>2025-06-22</w:t>
       <w:br/>
       <w:br/>
     </w:r>

--- a/klagomål/A 1-2025 FSC-klagomål.docx
+++ b/klagomål/A 1-2025 FSC-klagomål.docx
@@ -1210,7 +1210,7 @@
     <w:r>
       <w:tab/>
       <w:tab/>
-      <w:t>2025-06-22</w:t>
+      <w:t>2025-06-23</w:t>
       <w:br/>
       <w:br/>
     </w:r>

--- a/klagomål/A 1-2025 FSC-klagomål.docx
+++ b/klagomål/A 1-2025 FSC-klagomål.docx
@@ -1210,7 +1210,7 @@
     <w:r>
       <w:tab/>
       <w:tab/>
-      <w:t>2025-06-23</w:t>
+      <w:t>2025-06-24</w:t>
       <w:br/>
       <w:br/>
     </w:r>

--- a/klagomål/A 1-2025 FSC-klagomål.docx
+++ b/klagomål/A 1-2025 FSC-klagomål.docx
@@ -1210,7 +1210,7 @@
     <w:r>
       <w:tab/>
       <w:tab/>
-      <w:t>2025-06-24</w:t>
+      <w:t>2025-06-25</w:t>
       <w:br/>
       <w:br/>
     </w:r>

--- a/klagomål/A 1-2025 FSC-klagomål.docx
+++ b/klagomål/A 1-2025 FSC-klagomål.docx
@@ -1210,7 +1210,7 @@
     <w:r>
       <w:tab/>
       <w:tab/>
-      <w:t>2025-06-25</w:t>
+      <w:t>2025-06-26</w:t>
       <w:br/>
       <w:br/>
     </w:r>

--- a/klagomål/A 1-2025 FSC-klagomål.docx
+++ b/klagomål/A 1-2025 FSC-klagomål.docx
@@ -1210,7 +1210,7 @@
     <w:r>
       <w:tab/>
       <w:tab/>
-      <w:t>2025-06-26</w:t>
+      <w:t>2025-06-27</w:t>
       <w:br/>
       <w:br/>
     </w:r>

--- a/klagomål/A 1-2025 FSC-klagomål.docx
+++ b/klagomål/A 1-2025 FSC-klagomål.docx
@@ -1210,7 +1210,7 @@
     <w:r>
       <w:tab/>
       <w:tab/>
-      <w:t>2025-06-27</w:t>
+      <w:t>2025-06-28</w:t>
       <w:br/>
       <w:br/>
     </w:r>

--- a/klagomål/A 1-2025 FSC-klagomål.docx
+++ b/klagomål/A 1-2025 FSC-klagomål.docx
@@ -1210,7 +1210,7 @@
     <w:r>
       <w:tab/>
       <w:tab/>
-      <w:t>2025-06-28</w:t>
+      <w:t>2025-06-29</w:t>
       <w:br/>
       <w:br/>
     </w:r>

--- a/klagomål/A 1-2025 FSC-klagomål.docx
+++ b/klagomål/A 1-2025 FSC-klagomål.docx
@@ -1210,7 +1210,7 @@
     <w:r>
       <w:tab/>
       <w:tab/>
-      <w:t>2025-06-29</w:t>
+      <w:t>2025-06-30</w:t>
       <w:br/>
       <w:br/>
     </w:r>

--- a/klagomål/A 1-2025 FSC-klagomål.docx
+++ b/klagomål/A 1-2025 FSC-klagomål.docx
@@ -1210,7 +1210,7 @@
     <w:r>
       <w:tab/>
       <w:tab/>
-      <w:t>2025-06-30</w:t>
+      <w:t>2025-07-01</w:t>
       <w:br/>
       <w:br/>
     </w:r>

--- a/klagomål/A 1-2025 FSC-klagomål.docx
+++ b/klagomål/A 1-2025 FSC-klagomål.docx
@@ -1210,7 +1210,7 @@
     <w:r>
       <w:tab/>
       <w:tab/>
-      <w:t>2025-07-01</w:t>
+      <w:t>2025-07-02</w:t>
       <w:br/>
       <w:br/>
     </w:r>

--- a/klagomål/A 1-2025 FSC-klagomål.docx
+++ b/klagomål/A 1-2025 FSC-klagomål.docx
@@ -1210,7 +1210,7 @@
     <w:r>
       <w:tab/>
       <w:tab/>
-      <w:t>2025-07-02</w:t>
+      <w:t>2025-07-03</w:t>
       <w:br/>
       <w:br/>
     </w:r>

--- a/klagomål/A 1-2025 FSC-klagomål.docx
+++ b/klagomål/A 1-2025 FSC-klagomål.docx
@@ -1210,7 +1210,7 @@
     <w:r>
       <w:tab/>
       <w:tab/>
-      <w:t>2025-07-03</w:t>
+      <w:t>2025-07-04</w:t>
       <w:br/>
       <w:br/>
     </w:r>

--- a/klagomål/A 1-2025 FSC-klagomål.docx
+++ b/klagomål/A 1-2025 FSC-klagomål.docx
@@ -1210,7 +1210,7 @@
     <w:r>
       <w:tab/>
       <w:tab/>
-      <w:t>2025-07-04</w:t>
+      <w:t>2025-07-05</w:t>
       <w:br/>
       <w:br/>
     </w:r>

--- a/klagomål/A 1-2025 FSC-klagomål.docx
+++ b/klagomål/A 1-2025 FSC-klagomål.docx
@@ -1210,7 +1210,7 @@
     <w:r>
       <w:tab/>
       <w:tab/>
-      <w:t>2025-07-05</w:t>
+      <w:t>2025-07-06</w:t>
       <w:br/>
       <w:br/>
     </w:r>

--- a/klagomål/A 1-2025 FSC-klagomål.docx
+++ b/klagomål/A 1-2025 FSC-klagomål.docx
@@ -1210,7 +1210,7 @@
     <w:r>
       <w:tab/>
       <w:tab/>
-      <w:t>2025-07-06</w:t>
+      <w:t>2025-07-07</w:t>
       <w:br/>
       <w:br/>
     </w:r>

--- a/klagomål/A 1-2025 FSC-klagomål.docx
+++ b/klagomål/A 1-2025 FSC-klagomål.docx
@@ -1210,7 +1210,7 @@
     <w:r>
       <w:tab/>
       <w:tab/>
-      <w:t>2025-07-07</w:t>
+      <w:t>2025-07-08</w:t>
       <w:br/>
       <w:br/>
     </w:r>

--- a/klagomål/A 1-2025 FSC-klagomål.docx
+++ b/klagomål/A 1-2025 FSC-klagomål.docx
@@ -1210,7 +1210,7 @@
     <w:r>
       <w:tab/>
       <w:tab/>
-      <w:t>2025-07-08</w:t>
+      <w:t>2025-07-09</w:t>
       <w:br/>
       <w:br/>
     </w:r>

--- a/klagomål/A 1-2025 FSC-klagomål.docx
+++ b/klagomål/A 1-2025 FSC-klagomål.docx
@@ -1210,7 +1210,7 @@
     <w:r>
       <w:tab/>
       <w:tab/>
-      <w:t>2025-07-09</w:t>
+      <w:t>2025-07-11</w:t>
       <w:br/>
       <w:br/>
     </w:r>

--- a/klagomål/A 1-2025 FSC-klagomål.docx
+++ b/klagomål/A 1-2025 FSC-klagomål.docx
@@ -1210,7 +1210,7 @@
     <w:r>
       <w:tab/>
       <w:tab/>
-      <w:t>2025-07-11</w:t>
+      <w:t>2025-07-12</w:t>
       <w:br/>
       <w:br/>
     </w:r>

--- a/klagomål/A 1-2025 FSC-klagomål.docx
+++ b/klagomål/A 1-2025 FSC-klagomål.docx
@@ -1210,7 +1210,7 @@
     <w:r>
       <w:tab/>
       <w:tab/>
-      <w:t>2025-08-06</w:t>
+      <w:t>2025-08-09</w:t>
       <w:br/>
       <w:br/>
     </w:r>
